--- a/copilot-guide/Copilot-Guide.docx
+++ b/copilot-guide/Copilot-Guide.docx
@@ -120,7 +120,7 @@
         <w:t xml:space="preserve">Copilot proposes rights; Legal confirms them.</w:t>
       </w:r>
       <w:r>
-        <w:t xml:space="preserve"> Silence in a contract means Unknown.</w:t>
+        <w:t xml:space="preserve"> Silence in a contract means Unknown. Copilot can still price an unconfirmed right if it labels the price Provisional. Provisional prices are for strategy and for deciding where Legal time goes, not for quoting.</w:t>
       </w:r>
     </w:p>
     <w:p>
@@ -1812,7 +1812,7 @@
                 <w:sz w:val="20"/>
                 <w:szCs w:val="20"/>
               </w:rPr>
-              <w:t xml:space="preserve">Costs, segments and value sources, comparables, WTP points, eligible rights</w:t>
+              <w:t xml:space="preserve">Costs, segments and value sources, comparables, WTP points, which rights Legal has confirmed</w:t>
             </w:r>
           </w:p>
         </w:tc>
@@ -1840,7 +1840,7 @@
                 <w:sz w:val="20"/>
                 <w:szCs w:val="20"/>
               </w:rPr>
-              <w:t xml:space="preserve">Recompute floor and one value price. Inputs have sources. Unsupported inputs labeled.</w:t>
+              <w:t xml:space="preserve">Recompute floor and one value price. Inputs have sources. Unconfirmed rights labeled Provisional.</w:t>
             </w:r>
           </w:p>
         </w:tc>
@@ -1901,7 +1901,7 @@
                 <w:sz w:val="20"/>
                 <w:szCs w:val="20"/>
               </w:rPr>
-              <w:t xml:space="preserve">Corridor results, eligible rights, past deals</w:t>
+              <w:t xml:space="preserve">Corridor results, register export if any, past deals</w:t>
             </w:r>
           </w:p>
         </w:tc>
@@ -1929,7 +1929,7 @@
                 <w:sz w:val="20"/>
                 <w:szCs w:val="20"/>
               </w:rPr>
-              <w:t xml:space="preserve">Each line tied to an eligible right. Floor not above list. No tier overlaps or cliffs.</w:t>
+              <w:t xml:space="preserve">Each data line has a rights basis. Floor not above list. No tier overlaps or cliffs.</w:t>
             </w:r>
           </w:p>
         </w:tc>
@@ -2018,7 +2018,7 @@
                 <w:sz w:val="20"/>
                 <w:szCs w:val="20"/>
               </w:rPr>
-              <w:t xml:space="preserve">Rights checked before price. Unknown means escalate, not quote.</w:t>
+              <w:t xml:space="preserve">Rights checked. Unknown means a Provisional price and an escalation, never "allowed".</w:t>
             </w:r>
           </w:p>
         </w:tc>
@@ -2553,6 +2553,95 @@
                 <w:szCs w:val="20"/>
               </w:rPr>
               <w:t xml:space="preserve">As-of date stated. No step skipped. Use the resolver for bulk.</w:t>
+            </w:r>
+          </w:p>
+        </w:tc>
+      </w:tr>
+      <w:tr>
+        <w:trPr>
+          <w:cantSplit/>
+        </w:trPr>
+        <w:tc>
+          <w:tcPr>
+            <w:tcW w:type="dxa" w:w="2300"/>
+            <w:tcBorders>
+              <w:top w:val="single" w:color="BFBFBF" w:sz="4"/>
+              <w:left w:val="single" w:color="BFBFBF" w:sz="4"/>
+              <w:bottom w:val="single" w:color="BFBFBF" w:sz="4"/>
+              <w:right w:val="single" w:color="BFBFBF" w:sz="4"/>
+            </w:tcBorders>
+            <w:tcMar>
+              <w:top w:type="dxa" w:w="60"/>
+              <w:left w:type="dxa" w:w="100"/>
+              <w:bottom w:type="dxa" w:w="60"/>
+              <w:right w:type="dxa" w:w="100"/>
+            </w:tcMar>
+          </w:tcPr>
+          <w:p>
+            <w:r>
+              <w:rPr>
+                <w:b w:val="false"/>
+                <w:bCs w:val="false"/>
+                <w:sz w:val="20"/>
+                <w:szCs w:val="20"/>
+              </w:rPr>
+              <w:t xml:space="preserve">11 Import price book</w:t>
+            </w:r>
+          </w:p>
+        </w:tc>
+        <w:tc>
+          <w:tcPr>
+            <w:tcW w:type="dxa" w:w="3000"/>
+            <w:tcBorders>
+              <w:top w:val="single" w:color="BFBFBF" w:sz="4"/>
+              <w:left w:val="single" w:color="BFBFBF" w:sz="4"/>
+              <w:bottom w:val="single" w:color="BFBFBF" w:sz="4"/>
+              <w:right w:val="single" w:color="BFBFBF" w:sz="4"/>
+            </w:tcBorders>
+            <w:tcMar>
+              <w:top w:type="dxa" w:w="60"/>
+              <w:left w:type="dxa" w:w="100"/>
+              <w:bottom w:type="dxa" w:w="60"/>
+              <w:right w:type="dxa" w:w="100"/>
+            </w:tcMar>
+          </w:tcPr>
+          <w:p>
+            <w:r>
+              <w:rPr>
+                <w:b w:val="false"/>
+                <w:bCs w:val="false"/>
+                <w:sz w:val="20"/>
+                <w:szCs w:val="20"/>
+              </w:rPr>
+              <w:t xml:space="preserve">Existing price book (Excel or CSV), revenue per product</w:t>
+            </w:r>
+          </w:p>
+        </w:tc>
+        <w:tc>
+          <w:tcPr>
+            <w:tcW w:type="dxa" w:w="4060"/>
+            <w:tcBorders>
+              <w:top w:val="single" w:color="BFBFBF" w:sz="4"/>
+              <w:left w:val="single" w:color="BFBFBF" w:sz="4"/>
+              <w:bottom w:val="single" w:color="BFBFBF" w:sz="4"/>
+              <w:right w:val="single" w:color="BFBFBF" w:sz="4"/>
+            </w:tcBorders>
+            <w:tcMar>
+              <w:top w:type="dxa" w:w="60"/>
+              <w:left w:type="dxa" w:w="100"/>
+              <w:bottom w:type="dxa" w:w="60"/>
+              <w:right w:type="dxa" w:w="100"/>
+            </w:tcMar>
+          </w:tcPr>
+          <w:p>
+            <w:r>
+              <w:rPr>
+                <w:b w:val="false"/>
+                <w:bCs w:val="false"/>
+                <w:sz w:val="20"/>
+                <w:szCs w:val="20"/>
+              </w:rPr>
+              <w:t xml:space="preserve">Nothing invented. Blanks listed. Product types confirmed. Row counts match the source.</w:t>
             </w:r>
           </w:p>
         </w:tc>

--- a/copilot-guide/Copilot-Guide.docx
+++ b/copilot-guide/Copilot-Guide.docx
@@ -51,7 +51,7 @@
         <w:t xml:space="preserve">Copilot drafts, extracts and organizes.</w:t>
       </w:r>
       <w:r>
-        <w:t xml:space="preserve"> The register, the calculators and Legal decide.</w:t>
+        <w:t xml:space="preserve"> The calculators and the Pricing Council decide.</w:t>
       </w:r>
     </w:p>
     <w:p>
@@ -117,10 +117,10 @@
           <w:b/>
           <w:bCs/>
         </w:rPr>
-        <w:t xml:space="preserve">Copilot proposes rights; Legal confirms them.</w:t>
-      </w:r>
-      <w:r>
-        <w:t xml:space="preserve"> Silence in a contract means Unknown. Copilot can still price an unconfirmed right if it labels the price Provisional. Provisional prices are for strategy and for deciding where Legal time goes, not for quoting.</w:t>
+        <w:t xml:space="preserve">Every price covers a stated right.</w:t>
+      </w:r>
+      <w:r>
+        <w:t xml:space="preserve"> For data and API products, say what the customer may do with it. An API price buys the use it states; collecting or keeping data through an API is a data right. Whether we may grant a right is the product manager's call, not Copilot's.</w:t>
       </w:r>
     </w:p>
     <w:p>
@@ -291,18 +291,18 @@
                 <w:sz w:val="20"/>
                 <w:szCs w:val="20"/>
               </w:rPr>
-              <w:t xml:space="preserve">Pull proposed register rows from an agreement, with quotes and clause references</w:t>
-            </w:r>
-          </w:p>
-          <w:p>
-            <w:r>
-              <w:rPr>
-                <w:b w:val="false"/>
-                <w:bCs w:val="false"/>
-                <w:sz w:val="20"/>
-                <w:szCs w:val="20"/>
-              </w:rPr>
-              <w:t xml:space="preserve">Draft Legal escalation notes</w:t>
+              <w:t xml:space="preserve">Summarize a customer request and the right it asks for</w:t>
+            </w:r>
+          </w:p>
+          <w:p>
+            <w:r>
+              <w:rPr>
+                <w:b w:val="false"/>
+                <w:bCs w:val="false"/>
+                <w:sz w:val="20"/>
+                <w:szCs w:val="20"/>
+              </w:rPr>
+              <w:t xml:space="preserve">Draft questions for the product manager and Legal</w:t>
             </w:r>
           </w:p>
           <w:p>
@@ -446,7 +446,7 @@
                 <w:sz w:val="20"/>
                 <w:szCs w:val="20"/>
               </w:rPr>
-              <w:t xml:space="preserve">Setting legal_confirmed or approving anything</w:t>
+              <w:t xml:space="preserve">Approving anything or deciding whether we may grant a right</w:t>
             </w:r>
           </w:p>
           <w:p>
@@ -480,17 +480,6 @@
                 <w:szCs w:val="20"/>
               </w:rPr>
               <w:t xml:space="preserve">Inferring competitor prices</w:t>
-            </w:r>
-          </w:p>
-          <w:p>
-            <w:r>
-              <w:rPr>
-                <w:b w:val="false"/>
-                <w:bCs w:val="false"/>
-                <w:sz w:val="20"/>
-                <w:szCs w:val="20"/>
-              </w:rPr>
-              <w:t xml:space="preserve">Bulk effective-rights results (use the resolver)</w:t>
             </w:r>
           </w:p>
         </w:tc>
@@ -852,7 +841,7 @@
                 <w:sz w:val="20"/>
                 <w:szCs w:val="20"/>
               </w:rPr>
-              <w:t xml:space="preserve">The desk workspace: playbooks, register exports, price book, deals.</w:t>
+              <w:t xml:space="preserve">The desk workspace: playbooks, price book, deals.</w:t>
             </w:r>
           </w:p>
         </w:tc>
@@ -1241,95 +1230,6 @@
           </w:p>
         </w:tc>
       </w:tr>
-      <w:tr>
-        <w:trPr>
-          <w:cantSplit/>
-        </w:trPr>
-        <w:tc>
-          <w:tcPr>
-            <w:tcW w:type="dxa" w:w="1900"/>
-            <w:tcBorders>
-              <w:top w:val="single" w:color="BFBFBF" w:sz="4"/>
-              <w:left w:val="single" w:color="BFBFBF" w:sz="4"/>
-              <w:bottom w:val="single" w:color="BFBFBF" w:sz="4"/>
-              <w:right w:val="single" w:color="BFBFBF" w:sz="4"/>
-            </w:tcBorders>
-            <w:tcMar>
-              <w:top w:type="dxa" w:w="60"/>
-              <w:left w:type="dxa" w:w="100"/>
-              <w:bottom w:type="dxa" w:w="60"/>
-              <w:right w:type="dxa" w:w="100"/>
-            </w:tcMar>
-          </w:tcPr>
-          <w:p>
-            <w:r>
-              <w:rPr>
-                <w:b w:val="false"/>
-                <w:bCs w:val="false"/>
-                <w:sz w:val="20"/>
-                <w:szCs w:val="20"/>
-              </w:rPr>
-              <w:t xml:space="preserve">Create a SharePoint list from a prompt</w:t>
-            </w:r>
-          </w:p>
-        </w:tc>
-        <w:tc>
-          <w:tcPr>
-            <w:tcW w:type="dxa" w:w="3200"/>
-            <w:tcBorders>
-              <w:top w:val="single" w:color="BFBFBF" w:sz="4"/>
-              <w:left w:val="single" w:color="BFBFBF" w:sz="4"/>
-              <w:bottom w:val="single" w:color="BFBFBF" w:sz="4"/>
-              <w:right w:val="single" w:color="BFBFBF" w:sz="4"/>
-            </w:tcBorders>
-            <w:tcMar>
-              <w:top w:type="dxa" w:w="60"/>
-              <w:left w:type="dxa" w:w="100"/>
-              <w:bottom w:type="dxa" w:w="60"/>
-              <w:right w:type="dxa" w:w="100"/>
-            </w:tcMar>
-          </w:tcPr>
-          <w:p>
-            <w:r>
-              <w:rPr>
-                <w:b w:val="false"/>
-                <w:bCs w:val="false"/>
-                <w:sz w:val="20"/>
-                <w:szCs w:val="20"/>
-              </w:rPr>
-              <w:t xml:space="preserve">Draft the register lists from the schema.</w:t>
-            </w:r>
-          </w:p>
-        </w:tc>
-        <w:tc>
-          <w:tcPr>
-            <w:tcW w:type="dxa" w:w="4260"/>
-            <w:tcBorders>
-              <w:top w:val="single" w:color="BFBFBF" w:sz="4"/>
-              <w:left w:val="single" w:color="BFBFBF" w:sz="4"/>
-              <w:bottom w:val="single" w:color="BFBFBF" w:sz="4"/>
-              <w:right w:val="single" w:color="BFBFBF" w:sz="4"/>
-            </w:tcBorders>
-            <w:tcMar>
-              <w:top w:type="dxa" w:w="60"/>
-              <w:left w:type="dxa" w:w="100"/>
-              <w:bottom w:type="dxa" w:w="60"/>
-              <w:right w:type="dxa" w:w="100"/>
-            </w:tcMar>
-          </w:tcPr>
-          <w:p>
-            <w:r>
-              <w:rPr>
-                <w:b w:val="false"/>
-                <w:bCs w:val="false"/>
-                <w:sz w:val="20"/>
-                <w:szCs w:val="20"/>
-              </w:rPr>
-              <w:t xml:space="preserve">Microsoft's message center lists it as launched in 2026. Check availability for your site. Review every column it creates.</w:t>
-            </w:r>
-          </w:p>
-        </w:tc>
-      </w:tr>
     </w:tbl>
     <w:p>
       <w:pPr>
@@ -1382,7 +1282,7 @@
         <w:t xml:space="preserve">Make one home for the inputs.</w:t>
       </w:r>
       <w:r>
-        <w:t xml:space="preserve"> In a SharePoint site you own, create folders: Playbooks, Register exports, Price book, Deals, and Contracts. Give Contracts to the register steward and Legal only.</w:t>
+        <w:t xml:space="preserve"> In a SharePoint site you own, create folders: Playbooks, Price book, Deals, and Contracts. Give Contracts to the people who need them and Legal only.</w:t>
       </w:r>
     </w:p>
     <w:p>
@@ -1428,7 +1328,7 @@
         <w:t xml:space="preserve">Create the notebook</w:t>
       </w:r>
       <w:r>
-        <w:t xml:space="preserve"> named "Pricing Desk". Add Copilot-Playbooks.docx, the blueprint exported to Word or PDF, the register exports saved as .xlsx, and the price book as .xlsx. Paste notebook-instructions.txt into the notebook's instructions. Add important files directly; when you add a folder, Copilot picks only the most relevant files.</w:t>
+        <w:t xml:space="preserve"> named "Pricing Desk". Add Copilot-Playbooks.docx, the blueprint exported to Word or PDF, and the price book as .xlsx. Paste notebook-instructions.txt into the notebook's instructions. Add important files directly; when you add a folder, Copilot picks only the most relevant files.</w:t>
       </w:r>
     </w:p>
     <w:p>
@@ -1451,7 +1351,7 @@
         <w:t xml:space="preserve">Save the prompts.</w:t>
       </w:r>
       <w:r>
-        <w:t xml:space="preserve"> In the Prompt Gallery choose Your Prompts and add one prompt per playbook, named "PD Deal review", "PD Register intake" and so on. Keep customer names out of saved prompts; use the [BRACKETS]. Share them with your team if you can.</w:t>
+        <w:t xml:space="preserve"> In the Prompt Gallery choose Your Prompts and add one prompt per playbook, named "PD Deal review", "PD Price book" and so on. Keep customer names out of saved prompts; use the [BRACKETS]. Share them with your team if you can.</w:t>
       </w:r>
     </w:p>
     <w:p>
@@ -1474,7 +1374,7 @@
         <w:t xml:space="preserve">Run a test</w:t>
       </w:r>
       <w:r>
-        <w:t xml:space="preserve"> on an invented agreement. Ask for Playbook 1. Confirm that silent rights come back as Unknown and that legal_confirmed stays blank.</w:t>
+        <w:t xml:space="preserve"> on an invented API request. Ask for Playbook 3 on a customer who wants to "pull all fares for the next year into our database". Confirm that it asks what they will do with the responses, treats collecting data as a data right, and does not price it at the per-call booking rate.</w:t>
       </w:r>
     </w:p>
     <w:p>
@@ -1547,7 +1447,7 @@
         <w:spacing w:after="60"/>
       </w:pPr>
       <w:r>
-        <w:t xml:space="preserve">Save the checked result to a Page. Send rights questions to Legal. Record confirmed rights in the register, not in Copilot.</w:t>
+        <w:t xml:space="preserve">Save the checked result to a Page. Send questions about whether we may grant a right to the product manager, and contract questions to Legal.</w:t>
       </w:r>
     </w:p>
     <w:p>
@@ -1695,7 +1595,7 @@
                 <w:sz w:val="20"/>
                 <w:szCs w:val="20"/>
               </w:rPr>
-              <w:t xml:space="preserve">1 Register intake</w:t>
+              <w:t xml:space="preserve">1 Price setting</w:t>
             </w:r>
           </w:p>
         </w:tc>
@@ -1723,7 +1623,7 @@
                 <w:sz w:val="20"/>
                 <w:szCs w:val="20"/>
               </w:rPr>
-              <w:t xml:space="preserve">Agreement, data dictionary, standard profile</w:t>
+              <w:t xml:space="preserve">Costs, segments and value sources, comparables, WTP points, the right granted</w:t>
             </w:r>
           </w:p>
         </w:tc>
@@ -1751,7 +1651,7 @@
                 <w:sz w:val="20"/>
                 <w:szCs w:val="20"/>
               </w:rPr>
-              <w:t xml:space="preserve">Every Granted has a quote and location. Silent rights are Unknown. legal_confirmed is blank.</w:t>
+              <w:t xml:space="preserve">Recompute floor and one value price. Inputs have sources. Every price says which right it covers.</w:t>
             </w:r>
           </w:p>
         </w:tc>
@@ -1784,7 +1684,7 @@
                 <w:sz w:val="20"/>
                 <w:szCs w:val="20"/>
               </w:rPr>
-              <w:t xml:space="preserve">2 Price setting</w:t>
+              <w:t xml:space="preserve">2 Price book</w:t>
             </w:r>
           </w:p>
         </w:tc>
@@ -1812,7 +1712,7 @@
                 <w:sz w:val="20"/>
                 <w:szCs w:val="20"/>
               </w:rPr>
-              <w:t xml:space="preserve">Costs, segments and value sources, comparables, WTP points, which rights Legal has confirmed</w:t>
+              <w:t xml:space="preserve">Corridor results, past deals</w:t>
             </w:r>
           </w:p>
         </w:tc>
@@ -1840,7 +1740,7 @@
                 <w:sz w:val="20"/>
                 <w:szCs w:val="20"/>
               </w:rPr>
-              <w:t xml:space="preserve">Recompute floor and one value price. Inputs have sources. Unconfirmed rights labeled Provisional.</w:t>
+              <w:t xml:space="preserve">Each data and API line states its right. Floor not above list. No tier overlaps or cliffs.</w:t>
             </w:r>
           </w:p>
         </w:tc>
@@ -1873,7 +1773,7 @@
                 <w:sz w:val="20"/>
                 <w:szCs w:val="20"/>
               </w:rPr>
-              <w:t xml:space="preserve">3 Price book</w:t>
+              <w:t xml:space="preserve">3 Data licence or data-access request</w:t>
             </w:r>
           </w:p>
         </w:tc>
@@ -1901,7 +1801,7 @@
                 <w:sz w:val="20"/>
                 <w:szCs w:val="20"/>
               </w:rPr>
-              <w:t xml:space="preserve">Corridor results, register export if any, past deals</w:t>
+              <w:t xml:space="preserve">Request, price book</w:t>
             </w:r>
           </w:p>
         </w:tc>
@@ -1929,7 +1829,7 @@
                 <w:sz w:val="20"/>
                 <w:szCs w:val="20"/>
               </w:rPr>
-              <w:t xml:space="preserve">Each data line has a rights basis. Floor not above list. No tier overlaps or cliffs.</w:t>
+              <w:t xml:space="preserve">API request to collect data priced as a data right, not at the booking rate. Question for the product manager written.</w:t>
             </w:r>
           </w:p>
         </w:tc>
@@ -1962,7 +1862,7 @@
                 <w:sz w:val="20"/>
                 <w:szCs w:val="20"/>
               </w:rPr>
-              <w:t xml:space="preserve">4 Data licence request</w:t>
+              <w:t xml:space="preserve">4 Deal desk review</w:t>
             </w:r>
           </w:p>
         </w:tc>
@@ -1990,7 +1890,7 @@
                 <w:sz w:val="20"/>
                 <w:szCs w:val="20"/>
               </w:rPr>
-              <w:t xml:space="preserve">Request, register export, price book</w:t>
+              <w:t xml:space="preserve">Deal, price book, approval matrix, comparables</w:t>
             </w:r>
           </w:p>
         </w:tc>
@@ -2018,7 +1918,7 @@
                 <w:sz w:val="20"/>
                 <w:szCs w:val="20"/>
               </w:rPr>
-              <w:t xml:space="preserve">Rights checked. Unknown means a Provisional price and an escalation, never "allowed".</w:t>
+              <w:t xml:space="preserve">Recompute the waterfall. Tier equals first rule tripped.</w:t>
             </w:r>
           </w:p>
         </w:tc>
@@ -2051,7 +1951,7 @@
                 <w:sz w:val="20"/>
                 <w:szCs w:val="20"/>
               </w:rPr>
-              <w:t xml:space="preserve">5 Deal desk review</w:t>
+              <w:t xml:space="preserve">5 Price realization</w:t>
             </w:r>
           </w:p>
         </w:tc>
@@ -2079,7 +1979,7 @@
                 <w:sz w:val="20"/>
                 <w:szCs w:val="20"/>
               </w:rPr>
-              <w:t xml:space="preserve">Deal, price book, approval matrix, comparables</w:t>
+              <w:t xml:space="preserve">Billing, price book, deal log</w:t>
             </w:r>
           </w:p>
         </w:tc>
@@ -2107,7 +2007,7 @@
                 <w:sz w:val="20"/>
                 <w:szCs w:val="20"/>
               </w:rPr>
-              <w:t xml:space="preserve">Recompute the waterfall. Tier equals first rule tripped.</w:t>
+              <w:t xml:space="preserve">Reconcile first. Stop over 1 percent gap. Approved versus unexplained discount kept apart.</w:t>
             </w:r>
           </w:p>
         </w:tc>
@@ -2140,7 +2040,7 @@
                 <w:sz w:val="20"/>
                 <w:szCs w:val="20"/>
               </w:rPr>
-              <w:t xml:space="preserve">6 Price realization</w:t>
+              <w:t xml:space="preserve">6 API tier fit</w:t>
             </w:r>
           </w:p>
         </w:tc>
@@ -2168,7 +2068,7 @@
                 <w:sz w:val="20"/>
                 <w:szCs w:val="20"/>
               </w:rPr>
-              <w:t xml:space="preserve">Billing, price book, deal log</w:t>
+              <w:t xml:space="preserve">Usage, plans, price book, call classes</w:t>
             </w:r>
           </w:p>
         </w:tc>
@@ -2196,7 +2096,7 @@
                 <w:sz w:val="20"/>
                 <w:szCs w:val="20"/>
               </w:rPr>
-              <w:t xml:space="preserve">Reconcile first. Stop over 1 percent gap. Approved versus unexplained discount kept apart.</w:t>
+              <w:t xml:space="preserve">Call classes defined. Machine traffic and possible data collection labeled "to confirm".</w:t>
             </w:r>
           </w:p>
         </w:tc>
@@ -2229,7 +2129,7 @@
                 <w:sz w:val="20"/>
                 <w:szCs w:val="20"/>
               </w:rPr>
-              <w:t xml:space="preserve">7 API tier fit</w:t>
+              <w:t xml:space="preserve">7 Price change</w:t>
             </w:r>
           </w:p>
         </w:tc>
@@ -2257,7 +2157,7 @@
                 <w:sz w:val="20"/>
                 <w:szCs w:val="20"/>
               </w:rPr>
-              <w:t xml:space="preserve">Usage, plans, price book, call classes</w:t>
+              <w:t xml:space="preserve">Change, customers, contract summary, price book</w:t>
             </w:r>
           </w:p>
         </w:tc>
@@ -2285,7 +2185,7 @@
                 <w:sz w:val="20"/>
                 <w:szCs w:val="20"/>
               </w:rPr>
-              <w:t xml:space="preserve">Call classes defined. Machine traffic labeled "to confirm".</w:t>
+              <w:t xml:space="preserve">Clause references quoted. Ranges, not points. Legal items escalated.</w:t>
             </w:r>
           </w:p>
         </w:tc>
@@ -2318,7 +2218,7 @@
                 <w:sz w:val="20"/>
                 <w:szCs w:val="20"/>
               </w:rPr>
-              <w:t xml:space="preserve">8 Price change</w:t>
+              <w:t xml:space="preserve">8 WTP study</w:t>
             </w:r>
           </w:p>
         </w:tc>
@@ -2346,7 +2246,7 @@
                 <w:sz w:val="20"/>
                 <w:szCs w:val="20"/>
               </w:rPr>
-              <w:t xml:space="preserve">Change, customers, contract summary, price book</w:t>
+              <w:t xml:space="preserve">Decision and concept, or responses</w:t>
             </w:r>
           </w:p>
         </w:tc>
@@ -2374,7 +2274,7 @@
                 <w:sz w:val="20"/>
                 <w:szCs w:val="20"/>
               </w:rPr>
-              <w:t xml:space="preserve">Clause references quoted. Ranges, not points. Legal items escalated.</w:t>
+              <w:t xml:space="preserve">Sample size beside every figure. Stated is not forecast.</w:t>
             </w:r>
           </w:p>
         </w:tc>
@@ -2407,185 +2307,7 @@
                 <w:sz w:val="20"/>
                 <w:szCs w:val="20"/>
               </w:rPr>
-              <w:t xml:space="preserve">9 WTP study</w:t>
-            </w:r>
-          </w:p>
-        </w:tc>
-        <w:tc>
-          <w:tcPr>
-            <w:tcW w:type="dxa" w:w="3000"/>
-            <w:tcBorders>
-              <w:top w:val="single" w:color="BFBFBF" w:sz="4"/>
-              <w:left w:val="single" w:color="BFBFBF" w:sz="4"/>
-              <w:bottom w:val="single" w:color="BFBFBF" w:sz="4"/>
-              <w:right w:val="single" w:color="BFBFBF" w:sz="4"/>
-            </w:tcBorders>
-            <w:tcMar>
-              <w:top w:type="dxa" w:w="60"/>
-              <w:left w:type="dxa" w:w="100"/>
-              <w:bottom w:type="dxa" w:w="60"/>
-              <w:right w:type="dxa" w:w="100"/>
-            </w:tcMar>
-          </w:tcPr>
-          <w:p>
-            <w:r>
-              <w:rPr>
-                <w:b w:val="false"/>
-                <w:bCs w:val="false"/>
-                <w:sz w:val="20"/>
-                <w:szCs w:val="20"/>
-              </w:rPr>
-              <w:t xml:space="preserve">Decision and concept, or responses</w:t>
-            </w:r>
-          </w:p>
-        </w:tc>
-        <w:tc>
-          <w:tcPr>
-            <w:tcW w:type="dxa" w:w="4060"/>
-            <w:tcBorders>
-              <w:top w:val="single" w:color="BFBFBF" w:sz="4"/>
-              <w:left w:val="single" w:color="BFBFBF" w:sz="4"/>
-              <w:bottom w:val="single" w:color="BFBFBF" w:sz="4"/>
-              <w:right w:val="single" w:color="BFBFBF" w:sz="4"/>
-            </w:tcBorders>
-            <w:tcMar>
-              <w:top w:type="dxa" w:w="60"/>
-              <w:left w:type="dxa" w:w="100"/>
-              <w:bottom w:type="dxa" w:w="60"/>
-              <w:right w:type="dxa" w:w="100"/>
-            </w:tcMar>
-          </w:tcPr>
-          <w:p>
-            <w:r>
-              <w:rPr>
-                <w:b w:val="false"/>
-                <w:bCs w:val="false"/>
-                <w:sz w:val="20"/>
-                <w:szCs w:val="20"/>
-              </w:rPr>
-              <w:t xml:space="preserve">Sample size beside every figure. Stated is not forecast.</w:t>
-            </w:r>
-          </w:p>
-        </w:tc>
-      </w:tr>
-      <w:tr>
-        <w:trPr>
-          <w:cantSplit/>
-        </w:trPr>
-        <w:tc>
-          <w:tcPr>
-            <w:tcW w:type="dxa" w:w="2300"/>
-            <w:tcBorders>
-              <w:top w:val="single" w:color="BFBFBF" w:sz="4"/>
-              <w:left w:val="single" w:color="BFBFBF" w:sz="4"/>
-              <w:bottom w:val="single" w:color="BFBFBF" w:sz="4"/>
-              <w:right w:val="single" w:color="BFBFBF" w:sz="4"/>
-            </w:tcBorders>
-            <w:tcMar>
-              <w:top w:type="dxa" w:w="60"/>
-              <w:left w:type="dxa" w:w="100"/>
-              <w:bottom w:type="dxa" w:w="60"/>
-              <w:right w:type="dxa" w:w="100"/>
-            </w:tcMar>
-          </w:tcPr>
-          <w:p>
-            <w:r>
-              <w:rPr>
-                <w:b w:val="false"/>
-                <w:bCs w:val="false"/>
-                <w:sz w:val="20"/>
-                <w:szCs w:val="20"/>
-              </w:rPr>
-              <w:t xml:space="preserve">10 Rights lookup</w:t>
-            </w:r>
-          </w:p>
-        </w:tc>
-        <w:tc>
-          <w:tcPr>
-            <w:tcW w:type="dxa" w:w="3000"/>
-            <w:tcBorders>
-              <w:top w:val="single" w:color="BFBFBF" w:sz="4"/>
-              <w:left w:val="single" w:color="BFBFBF" w:sz="4"/>
-              <w:bottom w:val="single" w:color="BFBFBF" w:sz="4"/>
-              <w:right w:val="single" w:color="BFBFBF" w:sz="4"/>
-            </w:tcBorders>
-            <w:tcMar>
-              <w:top w:type="dxa" w:w="60"/>
-              <w:left w:type="dxa" w:w="100"/>
-              <w:bottom w:type="dxa" w:w="60"/>
-              <w:right w:type="dxa" w:w="100"/>
-            </w:tcMar>
-          </w:tcPr>
-          <w:p>
-            <w:r>
-              <w:rPr>
-                <w:b w:val="false"/>
-                <w:bCs w:val="false"/>
-                <w:sz w:val="20"/>
-                <w:szCs w:val="20"/>
-              </w:rPr>
-              <w:t xml:space="preserve">Agreements, exceptions, profile terms, ceilings</w:t>
-            </w:r>
-          </w:p>
-        </w:tc>
-        <w:tc>
-          <w:tcPr>
-            <w:tcW w:type="dxa" w:w="4060"/>
-            <w:tcBorders>
-              <w:top w:val="single" w:color="BFBFBF" w:sz="4"/>
-              <w:left w:val="single" w:color="BFBFBF" w:sz="4"/>
-              <w:bottom w:val="single" w:color="BFBFBF" w:sz="4"/>
-              <w:right w:val="single" w:color="BFBFBF" w:sz="4"/>
-            </w:tcBorders>
-            <w:tcMar>
-              <w:top w:type="dxa" w:w="60"/>
-              <w:left w:type="dxa" w:w="100"/>
-              <w:bottom w:type="dxa" w:w="60"/>
-              <w:right w:type="dxa" w:w="100"/>
-            </w:tcMar>
-          </w:tcPr>
-          <w:p>
-            <w:r>
-              <w:rPr>
-                <w:b w:val="false"/>
-                <w:bCs w:val="false"/>
-                <w:sz w:val="20"/>
-                <w:szCs w:val="20"/>
-              </w:rPr>
-              <w:t xml:space="preserve">As-of date stated. No step skipped. Use the resolver for bulk.</w:t>
-            </w:r>
-          </w:p>
-        </w:tc>
-      </w:tr>
-      <w:tr>
-        <w:trPr>
-          <w:cantSplit/>
-        </w:trPr>
-        <w:tc>
-          <w:tcPr>
-            <w:tcW w:type="dxa" w:w="2300"/>
-            <w:tcBorders>
-              <w:top w:val="single" w:color="BFBFBF" w:sz="4"/>
-              <w:left w:val="single" w:color="BFBFBF" w:sz="4"/>
-              <w:bottom w:val="single" w:color="BFBFBF" w:sz="4"/>
-              <w:right w:val="single" w:color="BFBFBF" w:sz="4"/>
-            </w:tcBorders>
-            <w:tcMar>
-              <w:top w:type="dxa" w:w="60"/>
-              <w:left w:type="dxa" w:w="100"/>
-              <w:bottom w:type="dxa" w:w="60"/>
-              <w:right w:type="dxa" w:w="100"/>
-            </w:tcMar>
-          </w:tcPr>
-          <w:p>
-            <w:r>
-              <w:rPr>
-                <w:b w:val="false"/>
-                <w:bCs w:val="false"/>
-                <w:sz w:val="20"/>
-                <w:szCs w:val="20"/>
-              </w:rPr>
-              <w:t xml:space="preserve">11 Import price book</w:t>
+              <w:t xml:space="preserve">9 Import price book</w:t>
             </w:r>
           </w:p>
         </w:tc>
@@ -2735,7 +2457,7 @@
         <w:spacing w:after="60"/>
       </w:pPr>
       <w:r>
-        <w:t xml:space="preserve">For the price corridor and effective rights, use the scripts in the package. Ask someone with Python to run them, or bring the files to Claude. Treat Copilot's figures as a draft to compare.</w:t>
+        <w:t xml:space="preserve">For the price corridor and price book checks, use the scripts in the package. Ask someone with Python to run them, or bring the files to Claude. Treat Copilot's figures as a draft to compare.</w:t>
       </w:r>
     </w:p>
     <w:p>
@@ -2779,7 +2501,7 @@
         <w:t xml:space="preserve">Permissions:</w:t>
       </w:r>
       <w:r>
-        <w:t xml:space="preserve"> Copilot works within your access. Keep contract text in a locked library; the register holds summaries and links only.</w:t>
+        <w:t xml:space="preserve"> Copilot works within your access. Keep contract text in a locked library.</w:t>
       </w:r>
     </w:p>
     <w:p>
@@ -3484,7 +3206,7 @@
         <w:spacing w:after="60"/>
       </w:pPr>
       <w:r>
-        <w:t xml:space="preserve">Claude skills in this package do not load into Copilot. The playbooks are the Copilot version of the same procedures. Both follow the same rights rules.</w:t>
+        <w:t xml:space="preserve">Claude skills in this package do not load into Copilot. The playbooks are the Copilot version of the same procedures. Both follow the same pricing rules.</w:t>
       </w:r>
     </w:p>
     <w:p>
